--- a/reflection-prompts.docx
+++ b/reflection-prompts.docx
@@ -81,7 +81,7 @@
           <w:color w:val="1A1A1A"/>
           <w:sz w:val="20"/>
         </w:rPr>
-        <w:t>Grounded in the course's research summary (publications/research-summary.md): explicit, concrete, problem-specific prompts produce more accurate self-reports than generic reflection; comprehension monitoring and planning are the two prompt types most associated with fewer errors; and existing measures of computational thinking rarely assess decomposition beyond counting how many pieces a solution was split into, missing how a student chose to split a problem, how the parts relate to each other, and whether the split actually helped (Rich, Egan, &amp; Ellsworth 2019). Haldeman et al. (2025) supply the empirical case for weighting the Post-Coding prompts about relationships between steps: in their CS1 study 92% of students could split code into appropriate parts, but only 49% got the information passing between those parts right.</w:t>
+        <w:t>Instructor note (remove before posting to students): Grounded in the course's research summary (publications/research-summary.md): explicit, concrete, problem-specific prompts produce more accurate self-reports than generic reflection; comprehension monitoring and planning are the two prompt types most associated with fewer errors; and existing measures of computational thinking rarely assess decomposition beyond counting how many pieces a solution was split into, missing how a student chose to split a problem, how the parts relate to each other, and whether the split actually helped (Rich, Egan, &amp; Ellsworth 2019). Haldeman et al. (2025) supply the empirical case for weighting the Post-Coding prompts about relationships between steps: in their CS1 study 92% of students could split code into appropriate parts, but only 49% got the information passing between those parts right.</w:t>
       </w:r>
     </w:p>
     <w:p>
@@ -1930,7 +1930,7 @@
           <w:color w:val="1F3864"/>
           <w:sz w:val="26"/>
         </w:rPr>
-        <w:t>How to Adapt This Template</w:t>
+        <w:t>How to Adapt This Template — instructor note; remove this whole section before posting to students</w:t>
       </w:r>
     </w:p>
     <w:p>
